--- a/系統文件/第4章/4.docx
+++ b/系統文件/第4章/4.docx
@@ -92,13 +92,13 @@
         <w:tblLook w:val="04A0" w:firstRow="1" w:lastRow="0" w:firstColumn="1" w:lastColumn="0" w:noHBand="0" w:noVBand="1"/>
       </w:tblPr>
       <w:tblGrid>
-        <w:gridCol w:w="764"/>
-        <w:gridCol w:w="2445"/>
-        <w:gridCol w:w="1200"/>
-        <w:gridCol w:w="1200"/>
-        <w:gridCol w:w="1200"/>
-        <w:gridCol w:w="1200"/>
-        <w:gridCol w:w="1195"/>
+        <w:gridCol w:w="822"/>
+        <w:gridCol w:w="2632"/>
+        <w:gridCol w:w="1293"/>
+        <w:gridCol w:w="1293"/>
+        <w:gridCol w:w="1293"/>
+        <w:gridCol w:w="1293"/>
+        <w:gridCol w:w="1287"/>
       </w:tblGrid>
       <w:tr>
         <w:tc>
@@ -5022,6 +5022,7 @@
                 <w:rFonts w:ascii="Times New Roman" w:eastAsia="標楷體" w:hAnsi="Times New Roman" w:hint="eastAsia"/>
                 <w:sz w:val="28"/>
               </w:rPr>
+              <w:lastRenderedPageBreak/>
               <w:t>文件撰寫</w:t>
             </w:r>
           </w:p>
@@ -5228,95 +5229,95 @@
             </w:pPr>
             <w:r>
               <w:rPr>
-                <w:rFonts w:ascii="Times New Roman" w:eastAsia="標楷體" w:hAnsi="Times New Roman" w:hint="eastAsia"/>
-                <w:sz w:val="28"/>
-              </w:rPr>
-              <w:t>○</w:t>
-            </w:r>
-          </w:p>
-        </w:tc>
-        <w:tc>
-          <w:tcPr>
-            <w:tcW w:w="652" w:type="pct"/>
-            <w:vAlign w:val="center"/>
-          </w:tcPr>
-          <w:p>
-            <w:pPr>
-              <w:ind w:firstLineChars="0" w:firstLine="0"/>
-              <w:jc w:val="center"/>
-              <w:rPr>
-                <w:rFonts w:ascii="Times New Roman" w:eastAsia="標楷體" w:hAnsi="Times New Roman"/>
-                <w:sz w:val="28"/>
-              </w:rPr>
-            </w:pPr>
-            <w:r>
-              <w:rPr>
-                <w:rFonts w:ascii="Times New Roman" w:eastAsia="標楷體" w:hAnsi="Times New Roman" w:hint="eastAsia"/>
-                <w:sz w:val="28"/>
-              </w:rPr>
-              <w:t>○</w:t>
-            </w:r>
-          </w:p>
-        </w:tc>
-        <w:tc>
-          <w:tcPr>
-            <w:tcW w:w="652" w:type="pct"/>
-            <w:vAlign w:val="center"/>
-          </w:tcPr>
-          <w:p>
-            <w:pPr>
-              <w:ind w:firstLineChars="0" w:firstLine="0"/>
-              <w:jc w:val="center"/>
-              <w:rPr>
-                <w:rFonts w:ascii="Times New Roman" w:eastAsia="標楷體" w:hAnsi="Times New Roman"/>
-                <w:sz w:val="28"/>
-              </w:rPr>
-            </w:pPr>
-            <w:r>
-              <w:rPr>
-                <w:rFonts w:ascii="Times New Roman" w:eastAsia="標楷體" w:hAnsi="Times New Roman" w:hint="eastAsia"/>
-                <w:sz w:val="28"/>
-              </w:rPr>
-              <w:t>○</w:t>
-            </w:r>
-          </w:p>
-        </w:tc>
-        <w:tc>
-          <w:tcPr>
-            <w:tcW w:w="652" w:type="pct"/>
-            <w:vAlign w:val="center"/>
-          </w:tcPr>
-          <w:p>
-            <w:pPr>
-              <w:ind w:firstLineChars="0" w:firstLine="0"/>
-              <w:jc w:val="center"/>
-              <w:rPr>
-                <w:rFonts w:ascii="Times New Roman" w:eastAsia="標楷體" w:hAnsi="Times New Roman"/>
-                <w:sz w:val="28"/>
-              </w:rPr>
-            </w:pPr>
-          </w:p>
-        </w:tc>
-        <w:tc>
-          <w:tcPr>
-            <w:tcW w:w="650" w:type="pct"/>
-            <w:vAlign w:val="center"/>
-          </w:tcPr>
-          <w:p>
-            <w:pPr>
-              <w:ind w:firstLineChars="0" w:firstLine="0"/>
-              <w:jc w:val="center"/>
-              <w:rPr>
-                <w:rFonts w:ascii="Times New Roman" w:eastAsia="標楷體" w:hAnsi="Times New Roman"/>
-                <w:sz w:val="28"/>
-              </w:rPr>
-            </w:pPr>
-            <w:r>
-              <w:rPr>
                 <w:rFonts w:ascii="標楷體" w:eastAsia="標楷體" w:hAnsi="標楷體"/>
                 <w:szCs w:val="24"/>
               </w:rPr>
               <w:t>●</w:t>
+            </w:r>
+          </w:p>
+        </w:tc>
+        <w:tc>
+          <w:tcPr>
+            <w:tcW w:w="652" w:type="pct"/>
+            <w:vAlign w:val="center"/>
+          </w:tcPr>
+          <w:p>
+            <w:pPr>
+              <w:ind w:firstLineChars="0" w:firstLine="0"/>
+              <w:jc w:val="center"/>
+              <w:rPr>
+                <w:rFonts w:ascii="Times New Roman" w:eastAsia="標楷體" w:hAnsi="Times New Roman"/>
+                <w:sz w:val="28"/>
+              </w:rPr>
+            </w:pPr>
+            <w:r>
+              <w:rPr>
+                <w:rFonts w:ascii="Times New Roman" w:eastAsia="標楷體" w:hAnsi="Times New Roman" w:hint="eastAsia"/>
+                <w:sz w:val="28"/>
+              </w:rPr>
+              <w:t>○</w:t>
+            </w:r>
+          </w:p>
+        </w:tc>
+        <w:tc>
+          <w:tcPr>
+            <w:tcW w:w="652" w:type="pct"/>
+            <w:vAlign w:val="center"/>
+          </w:tcPr>
+          <w:p>
+            <w:pPr>
+              <w:ind w:firstLineChars="0" w:firstLine="0"/>
+              <w:jc w:val="center"/>
+              <w:rPr>
+                <w:rFonts w:ascii="Times New Roman" w:eastAsia="標楷體" w:hAnsi="Times New Roman"/>
+                <w:sz w:val="28"/>
+              </w:rPr>
+            </w:pPr>
+            <w:r>
+              <w:rPr>
+                <w:rFonts w:ascii="Times New Roman" w:eastAsia="標楷體" w:hAnsi="Times New Roman" w:hint="eastAsia"/>
+                <w:sz w:val="28"/>
+              </w:rPr>
+              <w:t>○</w:t>
+            </w:r>
+          </w:p>
+        </w:tc>
+        <w:tc>
+          <w:tcPr>
+            <w:tcW w:w="652" w:type="pct"/>
+            <w:vAlign w:val="center"/>
+          </w:tcPr>
+          <w:p>
+            <w:pPr>
+              <w:ind w:firstLineChars="0" w:firstLine="0"/>
+              <w:jc w:val="center"/>
+              <w:rPr>
+                <w:rFonts w:ascii="Times New Roman" w:eastAsia="標楷體" w:hAnsi="Times New Roman"/>
+                <w:sz w:val="28"/>
+              </w:rPr>
+            </w:pPr>
+          </w:p>
+        </w:tc>
+        <w:tc>
+          <w:tcPr>
+            <w:tcW w:w="650" w:type="pct"/>
+            <w:vAlign w:val="center"/>
+          </w:tcPr>
+          <w:p>
+            <w:pPr>
+              <w:ind w:firstLineChars="0" w:firstLine="0"/>
+              <w:jc w:val="center"/>
+              <w:rPr>
+                <w:rFonts w:ascii="Times New Roman" w:eastAsia="標楷體" w:hAnsi="Times New Roman"/>
+                <w:sz w:val="28"/>
+              </w:rPr>
+            </w:pPr>
+            <w:r>
+              <w:rPr>
+                <w:rFonts w:ascii="Times New Roman" w:eastAsia="標楷體" w:hAnsi="Times New Roman" w:hint="eastAsia"/>
+                <w:sz w:val="28"/>
+              </w:rPr>
+              <w:t>○</w:t>
             </w:r>
           </w:p>
         </w:tc>
@@ -6746,19 +6747,138 @@
     <w:p>
       <w:pPr>
         <w:ind w:firstLine="480"/>
-        <w:rPr>
-          <w:rFonts w:hint="eastAsia"/>
-        </w:rPr>
       </w:pPr>
     </w:p>
     <w:sectPr>
+      <w:headerReference w:type="even" r:id="rId6"/>
+      <w:headerReference w:type="default" r:id="rId7"/>
+      <w:footerReference w:type="even" r:id="rId8"/>
+      <w:footerReference w:type="default" r:id="rId9"/>
+      <w:headerReference w:type="first" r:id="rId10"/>
+      <w:footerReference w:type="first" r:id="rId11"/>
       <w:pgSz w:w="11906" w:h="16838"/>
-      <w:pgMar w:top="1440" w:right="1558" w:bottom="1440" w:left="1134" w:header="851" w:footer="992" w:gutter="0"/>
+      <w:pgMar w:top="1440" w:right="849" w:bottom="1440" w:left="1134" w:header="851" w:footer="992" w:gutter="0"/>
       <w:cols w:space="425"/>
       <w:docGrid w:type="lines" w:linePitch="360"/>
     </w:sectPr>
   </w:body>
 </w:document>
+</file>
+
+<file path=word/endnotes.xml><?xml version="1.0" encoding="utf-8"?>
+<w:endnotes xmlns:wpc="http://schemas.microsoft.com/office/word/2010/wordprocessingCanvas" xmlns:cx="http://schemas.microsoft.com/office/drawing/2014/chartex" xmlns:cx1="http://schemas.microsoft.com/office/drawing/2015/9/8/chartex" xmlns:cx2="http://schemas.microsoft.com/office/drawing/2015/10/21/chartex" xmlns:cx3="http://schemas.microsoft.com/office/drawing/2016/5/9/chartex" xmlns:cx4="http://schemas.microsoft.com/office/drawing/2016/5/10/chartex" xmlns:cx5="http://schemas.microsoft.com/office/drawing/2016/5/11/chartex" xmlns:cx6="http://schemas.microsoft.com/office/drawing/2016/5/12/chartex" xmlns:cx7="http://schemas.microsoft.com/office/drawing/2016/5/13/chartex" xmlns:cx8="http://schemas.microsoft.com/office/drawing/2016/5/14/chartex" xmlns:mc="http://schemas.openxmlformats.org/markup-compatibility/2006" xmlns:aink="http://schemas.microsoft.com/office/drawing/2016/ink" xmlns:am3d="http://schemas.microsoft.com/office/drawing/2017/model3d" xmlns:o="urn:schemas-microsoft-com:office:office" xmlns:r="http://schemas.openxmlformats.org/officeDocument/2006/relationships" xmlns:m="http://schemas.openxmlformats.org/officeDocument/2006/math" xmlns:v="urn:schemas-microsoft-com:vml" xmlns:wp14="http://schemas.microsoft.com/office/word/2010/wordprocessingDrawing" xmlns:wp="http://schemas.openxmlformats.org/drawingml/2006/wordprocessingDrawing" xmlns:w10="urn:schemas-microsoft-com:office:word" xmlns:w="http://schemas.openxmlformats.org/wordprocessingml/2006/main" xmlns:w14="http://schemas.microsoft.com/office/word/2010/wordml" xmlns:w15="http://schemas.microsoft.com/office/word/2012/wordml" xmlns:w16cex="http://schemas.microsoft.com/office/word/2018/wordml/cex" xmlns:w16cid="http://schemas.microsoft.com/office/word/2016/wordml/cid" xmlns:w16="http://schemas.microsoft.com/office/word/2018/wordml" xmlns:w16sdtdh="http://schemas.microsoft.com/office/word/2020/wordml/sdtdatahash" xmlns:w16se="http://schemas.microsoft.com/office/word/2015/wordml/symex" xmlns:wpg="http://schemas.microsoft.com/office/word/2010/wordprocessingGroup" xmlns:wpi="http://schemas.microsoft.com/office/word/2010/wordprocessingInk" xmlns:wne="http://schemas.microsoft.com/office/word/2006/wordml" xmlns:wps="http://schemas.microsoft.com/office/word/2010/wordprocessingShape" mc:Ignorable="w14 w15 w16se w16cid w16 w16cex w16sdtdh wp14">
+  <w:endnote w:type="separator" w:id="-1">
+    <w:p>
+      <w:pPr>
+        <w:ind w:firstLine="480"/>
+      </w:pPr>
+      <w:r>
+        <w:separator/>
+      </w:r>
+    </w:p>
+  </w:endnote>
+  <w:endnote w:type="continuationSeparator" w:id="0">
+    <w:p>
+      <w:pPr>
+        <w:ind w:firstLine="480"/>
+      </w:pPr>
+      <w:r>
+        <w:continuationSeparator/>
+      </w:r>
+    </w:p>
+  </w:endnote>
+</w:endnotes>
+</file>
+
+<file path=word/footer1.xml><?xml version="1.0" encoding="utf-8"?>
+<w:ftr xmlns:wpc="http://schemas.microsoft.com/office/word/2010/wordprocessingCanvas" xmlns:cx="http://schemas.microsoft.com/office/drawing/2014/chartex" xmlns:cx1="http://schemas.microsoft.com/office/drawing/2015/9/8/chartex" xmlns:cx2="http://schemas.microsoft.com/office/drawing/2015/10/21/chartex" xmlns:cx3="http://schemas.microsoft.com/office/drawing/2016/5/9/chartex" xmlns:cx4="http://schemas.microsoft.com/office/drawing/2016/5/10/chartex" xmlns:cx5="http://schemas.microsoft.com/office/drawing/2016/5/11/chartex" xmlns:cx6="http://schemas.microsoft.com/office/drawing/2016/5/12/chartex" xmlns:cx7="http://schemas.microsoft.com/office/drawing/2016/5/13/chartex" xmlns:cx8="http://schemas.microsoft.com/office/drawing/2016/5/14/chartex" xmlns:mc="http://schemas.openxmlformats.org/markup-compatibility/2006" xmlns:aink="http://schemas.microsoft.com/office/drawing/2016/ink" xmlns:am3d="http://schemas.microsoft.com/office/drawing/2017/model3d" xmlns:o="urn:schemas-microsoft-com:office:office" xmlns:r="http://schemas.openxmlformats.org/officeDocument/2006/relationships" xmlns:m="http://schemas.openxmlformats.org/officeDocument/2006/math" xmlns:v="urn:schemas-microsoft-com:vml" xmlns:wp14="http://schemas.microsoft.com/office/word/2010/wordprocessingDrawing" xmlns:wp="http://schemas.openxmlformats.org/drawingml/2006/wordprocessingDrawing" xmlns:w10="urn:schemas-microsoft-com:office:word" xmlns:w="http://schemas.openxmlformats.org/wordprocessingml/2006/main" xmlns:w14="http://schemas.microsoft.com/office/word/2010/wordml" xmlns:w15="http://schemas.microsoft.com/office/word/2012/wordml" xmlns:w16cex="http://schemas.microsoft.com/office/word/2018/wordml/cex" xmlns:w16cid="http://schemas.microsoft.com/office/word/2016/wordml/cid" xmlns:w16="http://schemas.microsoft.com/office/word/2018/wordml" xmlns:w16sdtdh="http://schemas.microsoft.com/office/word/2020/wordml/sdtdatahash" xmlns:w16se="http://schemas.microsoft.com/office/word/2015/wordml/symex" xmlns:wpg="http://schemas.microsoft.com/office/word/2010/wordprocessingGroup" xmlns:wpi="http://schemas.microsoft.com/office/word/2010/wordprocessingInk" xmlns:wne="http://schemas.microsoft.com/office/word/2006/wordml" xmlns:wps="http://schemas.microsoft.com/office/word/2010/wordprocessingShape" mc:Ignorable="w14 w15 w16se w16cid w16 w16cex w16sdtdh wp14">
+  <w:p>
+    <w:pPr>
+      <w:pStyle w:val="a8"/>
+      <w:ind w:firstLine="400"/>
+    </w:pPr>
+  </w:p>
+</w:ftr>
+</file>
+
+<file path=word/footer2.xml><?xml version="1.0" encoding="utf-8"?>
+<w:ftr xmlns:wpc="http://schemas.microsoft.com/office/word/2010/wordprocessingCanvas" xmlns:cx="http://schemas.microsoft.com/office/drawing/2014/chartex" xmlns:cx1="http://schemas.microsoft.com/office/drawing/2015/9/8/chartex" xmlns:cx2="http://schemas.microsoft.com/office/drawing/2015/10/21/chartex" xmlns:cx3="http://schemas.microsoft.com/office/drawing/2016/5/9/chartex" xmlns:cx4="http://schemas.microsoft.com/office/drawing/2016/5/10/chartex" xmlns:cx5="http://schemas.microsoft.com/office/drawing/2016/5/11/chartex" xmlns:cx6="http://schemas.microsoft.com/office/drawing/2016/5/12/chartex" xmlns:cx7="http://schemas.microsoft.com/office/drawing/2016/5/13/chartex" xmlns:cx8="http://schemas.microsoft.com/office/drawing/2016/5/14/chartex" xmlns:mc="http://schemas.openxmlformats.org/markup-compatibility/2006" xmlns:aink="http://schemas.microsoft.com/office/drawing/2016/ink" xmlns:am3d="http://schemas.microsoft.com/office/drawing/2017/model3d" xmlns:o="urn:schemas-microsoft-com:office:office" xmlns:r="http://schemas.openxmlformats.org/officeDocument/2006/relationships" xmlns:m="http://schemas.openxmlformats.org/officeDocument/2006/math" xmlns:v="urn:schemas-microsoft-com:vml" xmlns:wp14="http://schemas.microsoft.com/office/word/2010/wordprocessingDrawing" xmlns:wp="http://schemas.openxmlformats.org/drawingml/2006/wordprocessingDrawing" xmlns:w10="urn:schemas-microsoft-com:office:word" xmlns:w="http://schemas.openxmlformats.org/wordprocessingml/2006/main" xmlns:w14="http://schemas.microsoft.com/office/word/2010/wordml" xmlns:w15="http://schemas.microsoft.com/office/word/2012/wordml" xmlns:w16cex="http://schemas.microsoft.com/office/word/2018/wordml/cex" xmlns:w16cid="http://schemas.microsoft.com/office/word/2016/wordml/cid" xmlns:w16="http://schemas.microsoft.com/office/word/2018/wordml" xmlns:w16sdtdh="http://schemas.microsoft.com/office/word/2020/wordml/sdtdatahash" xmlns:w16se="http://schemas.microsoft.com/office/word/2015/wordml/symex" xmlns:wpg="http://schemas.microsoft.com/office/word/2010/wordprocessingGroup" xmlns:wpi="http://schemas.microsoft.com/office/word/2010/wordprocessingInk" xmlns:wne="http://schemas.microsoft.com/office/word/2006/wordml" xmlns:wps="http://schemas.microsoft.com/office/word/2010/wordprocessingShape" mc:Ignorable="w14 w15 w16se w16cid w16 w16cex w16sdtdh wp14">
+  <w:p>
+    <w:pPr>
+      <w:pStyle w:val="a8"/>
+      <w:ind w:firstLine="400"/>
+    </w:pPr>
+  </w:p>
+</w:ftr>
+</file>
+
+<file path=word/footer3.xml><?xml version="1.0" encoding="utf-8"?>
+<w:ftr xmlns:wpc="http://schemas.microsoft.com/office/word/2010/wordprocessingCanvas" xmlns:cx="http://schemas.microsoft.com/office/drawing/2014/chartex" xmlns:cx1="http://schemas.microsoft.com/office/drawing/2015/9/8/chartex" xmlns:cx2="http://schemas.microsoft.com/office/drawing/2015/10/21/chartex" xmlns:cx3="http://schemas.microsoft.com/office/drawing/2016/5/9/chartex" xmlns:cx4="http://schemas.microsoft.com/office/drawing/2016/5/10/chartex" xmlns:cx5="http://schemas.microsoft.com/office/drawing/2016/5/11/chartex" xmlns:cx6="http://schemas.microsoft.com/office/drawing/2016/5/12/chartex" xmlns:cx7="http://schemas.microsoft.com/office/drawing/2016/5/13/chartex" xmlns:cx8="http://schemas.microsoft.com/office/drawing/2016/5/14/chartex" xmlns:mc="http://schemas.openxmlformats.org/markup-compatibility/2006" xmlns:aink="http://schemas.microsoft.com/office/drawing/2016/ink" xmlns:am3d="http://schemas.microsoft.com/office/drawing/2017/model3d" xmlns:o="urn:schemas-microsoft-com:office:office" xmlns:r="http://schemas.openxmlformats.org/officeDocument/2006/relationships" xmlns:m="http://schemas.openxmlformats.org/officeDocument/2006/math" xmlns:v="urn:schemas-microsoft-com:vml" xmlns:wp14="http://schemas.microsoft.com/office/word/2010/wordprocessingDrawing" xmlns:wp="http://schemas.openxmlformats.org/drawingml/2006/wordprocessingDrawing" xmlns:w10="urn:schemas-microsoft-com:office:word" xmlns:w="http://schemas.openxmlformats.org/wordprocessingml/2006/main" xmlns:w14="http://schemas.microsoft.com/office/word/2010/wordml" xmlns:w15="http://schemas.microsoft.com/office/word/2012/wordml" xmlns:w16cex="http://schemas.microsoft.com/office/word/2018/wordml/cex" xmlns:w16cid="http://schemas.microsoft.com/office/word/2016/wordml/cid" xmlns:w16="http://schemas.microsoft.com/office/word/2018/wordml" xmlns:w16sdtdh="http://schemas.microsoft.com/office/word/2020/wordml/sdtdatahash" xmlns:w16se="http://schemas.microsoft.com/office/word/2015/wordml/symex" xmlns:wpg="http://schemas.microsoft.com/office/word/2010/wordprocessingGroup" xmlns:wpi="http://schemas.microsoft.com/office/word/2010/wordprocessingInk" xmlns:wne="http://schemas.microsoft.com/office/word/2006/wordml" xmlns:wps="http://schemas.microsoft.com/office/word/2010/wordprocessingShape" mc:Ignorable="w14 w15 w16se w16cid w16 w16cex w16sdtdh wp14">
+  <w:p>
+    <w:pPr>
+      <w:pStyle w:val="a8"/>
+      <w:ind w:firstLine="400"/>
+    </w:pPr>
+  </w:p>
+</w:ftr>
+</file>
+
+<file path=word/footnotes.xml><?xml version="1.0" encoding="utf-8"?>
+<w:footnotes xmlns:wpc="http://schemas.microsoft.com/office/word/2010/wordprocessingCanvas" xmlns:cx="http://schemas.microsoft.com/office/drawing/2014/chartex" xmlns:cx1="http://schemas.microsoft.com/office/drawing/2015/9/8/chartex" xmlns:cx2="http://schemas.microsoft.com/office/drawing/2015/10/21/chartex" xmlns:cx3="http://schemas.microsoft.com/office/drawing/2016/5/9/chartex" xmlns:cx4="http://schemas.microsoft.com/office/drawing/2016/5/10/chartex" xmlns:cx5="http://schemas.microsoft.com/office/drawing/2016/5/11/chartex" xmlns:cx6="http://schemas.microsoft.com/office/drawing/2016/5/12/chartex" xmlns:cx7="http://schemas.microsoft.com/office/drawing/2016/5/13/chartex" xmlns:cx8="http://schemas.microsoft.com/office/drawing/2016/5/14/chartex" xmlns:mc="http://schemas.openxmlformats.org/markup-compatibility/2006" xmlns:aink="http://schemas.microsoft.com/office/drawing/2016/ink" xmlns:am3d="http://schemas.microsoft.com/office/drawing/2017/model3d" xmlns:o="urn:schemas-microsoft-com:office:office" xmlns:r="http://schemas.openxmlformats.org/officeDocument/2006/relationships" xmlns:m="http://schemas.openxmlformats.org/officeDocument/2006/math" xmlns:v="urn:schemas-microsoft-com:vml" xmlns:wp14="http://schemas.microsoft.com/office/word/2010/wordprocessingDrawing" xmlns:wp="http://schemas.openxmlformats.org/drawingml/2006/wordprocessingDrawing" xmlns:w10="urn:schemas-microsoft-com:office:word" xmlns:w="http://schemas.openxmlformats.org/wordprocessingml/2006/main" xmlns:w14="http://schemas.microsoft.com/office/word/2010/wordml" xmlns:w15="http://schemas.microsoft.com/office/word/2012/wordml" xmlns:w16cex="http://schemas.microsoft.com/office/word/2018/wordml/cex" xmlns:w16cid="http://schemas.microsoft.com/office/word/2016/wordml/cid" xmlns:w16="http://schemas.microsoft.com/office/word/2018/wordml" xmlns:w16sdtdh="http://schemas.microsoft.com/office/word/2020/wordml/sdtdatahash" xmlns:w16se="http://schemas.microsoft.com/office/word/2015/wordml/symex" xmlns:wpg="http://schemas.microsoft.com/office/word/2010/wordprocessingGroup" xmlns:wpi="http://schemas.microsoft.com/office/word/2010/wordprocessingInk" xmlns:wne="http://schemas.microsoft.com/office/word/2006/wordml" xmlns:wps="http://schemas.microsoft.com/office/word/2010/wordprocessingShape" mc:Ignorable="w14 w15 w16se w16cid w16 w16cex w16sdtdh wp14">
+  <w:footnote w:type="separator" w:id="-1">
+    <w:p>
+      <w:pPr>
+        <w:ind w:firstLine="480"/>
+      </w:pPr>
+      <w:r>
+        <w:separator/>
+      </w:r>
+    </w:p>
+  </w:footnote>
+  <w:footnote w:type="continuationSeparator" w:id="0">
+    <w:p>
+      <w:pPr>
+        <w:ind w:firstLine="480"/>
+      </w:pPr>
+      <w:r>
+        <w:continuationSeparator/>
+      </w:r>
+    </w:p>
+  </w:footnote>
+</w:footnotes>
+</file>
+
+<file path=word/header1.xml><?xml version="1.0" encoding="utf-8"?>
+<w:hdr xmlns:wpc="http://schemas.microsoft.com/office/word/2010/wordprocessingCanvas" xmlns:cx="http://schemas.microsoft.com/office/drawing/2014/chartex" xmlns:cx1="http://schemas.microsoft.com/office/drawing/2015/9/8/chartex" xmlns:cx2="http://schemas.microsoft.com/office/drawing/2015/10/21/chartex" xmlns:cx3="http://schemas.microsoft.com/office/drawing/2016/5/9/chartex" xmlns:cx4="http://schemas.microsoft.com/office/drawing/2016/5/10/chartex" xmlns:cx5="http://schemas.microsoft.com/office/drawing/2016/5/11/chartex" xmlns:cx6="http://schemas.microsoft.com/office/drawing/2016/5/12/chartex" xmlns:cx7="http://schemas.microsoft.com/office/drawing/2016/5/13/chartex" xmlns:cx8="http://schemas.microsoft.com/office/drawing/2016/5/14/chartex" xmlns:mc="http://schemas.openxmlformats.org/markup-compatibility/2006" xmlns:aink="http://schemas.microsoft.com/office/drawing/2016/ink" xmlns:am3d="http://schemas.microsoft.com/office/drawing/2017/model3d" xmlns:o="urn:schemas-microsoft-com:office:office" xmlns:r="http://schemas.openxmlformats.org/officeDocument/2006/relationships" xmlns:m="http://schemas.openxmlformats.org/officeDocument/2006/math" xmlns:v="urn:schemas-microsoft-com:vml" xmlns:wp14="http://schemas.microsoft.com/office/word/2010/wordprocessingDrawing" xmlns:wp="http://schemas.openxmlformats.org/drawingml/2006/wordprocessingDrawing" xmlns:w10="urn:schemas-microsoft-com:office:word" xmlns:w="http://schemas.openxmlformats.org/wordprocessingml/2006/main" xmlns:w14="http://schemas.microsoft.com/office/word/2010/wordml" xmlns:w15="http://schemas.microsoft.com/office/word/2012/wordml" xmlns:w16cex="http://schemas.microsoft.com/office/word/2018/wordml/cex" xmlns:w16cid="http://schemas.microsoft.com/office/word/2016/wordml/cid" xmlns:w16="http://schemas.microsoft.com/office/word/2018/wordml" xmlns:w16sdtdh="http://schemas.microsoft.com/office/word/2020/wordml/sdtdatahash" xmlns:w16se="http://schemas.microsoft.com/office/word/2015/wordml/symex" xmlns:wpg="http://schemas.microsoft.com/office/word/2010/wordprocessingGroup" xmlns:wpi="http://schemas.microsoft.com/office/word/2010/wordprocessingInk" xmlns:wne="http://schemas.microsoft.com/office/word/2006/wordml" xmlns:wps="http://schemas.microsoft.com/office/word/2010/wordprocessingShape" mc:Ignorable="w14 w15 w16se w16cid w16 w16cex w16sdtdh wp14">
+  <w:p>
+    <w:pPr>
+      <w:pStyle w:val="a6"/>
+      <w:ind w:firstLine="400"/>
+    </w:pPr>
+  </w:p>
+</w:hdr>
+</file>
+
+<file path=word/header2.xml><?xml version="1.0" encoding="utf-8"?>
+<w:hdr xmlns:wpc="http://schemas.microsoft.com/office/word/2010/wordprocessingCanvas" xmlns:cx="http://schemas.microsoft.com/office/drawing/2014/chartex" xmlns:cx1="http://schemas.microsoft.com/office/drawing/2015/9/8/chartex" xmlns:cx2="http://schemas.microsoft.com/office/drawing/2015/10/21/chartex" xmlns:cx3="http://schemas.microsoft.com/office/drawing/2016/5/9/chartex" xmlns:cx4="http://schemas.microsoft.com/office/drawing/2016/5/10/chartex" xmlns:cx5="http://schemas.microsoft.com/office/drawing/2016/5/11/chartex" xmlns:cx6="http://schemas.microsoft.com/office/drawing/2016/5/12/chartex" xmlns:cx7="http://schemas.microsoft.com/office/drawing/2016/5/13/chartex" xmlns:cx8="http://schemas.microsoft.com/office/drawing/2016/5/14/chartex" xmlns:mc="http://schemas.openxmlformats.org/markup-compatibility/2006" xmlns:aink="http://schemas.microsoft.com/office/drawing/2016/ink" xmlns:am3d="http://schemas.microsoft.com/office/drawing/2017/model3d" xmlns:o="urn:schemas-microsoft-com:office:office" xmlns:r="http://schemas.openxmlformats.org/officeDocument/2006/relationships" xmlns:m="http://schemas.openxmlformats.org/officeDocument/2006/math" xmlns:v="urn:schemas-microsoft-com:vml" xmlns:wp14="http://schemas.microsoft.com/office/word/2010/wordprocessingDrawing" xmlns:wp="http://schemas.openxmlformats.org/drawingml/2006/wordprocessingDrawing" xmlns:w10="urn:schemas-microsoft-com:office:word" xmlns:w="http://schemas.openxmlformats.org/wordprocessingml/2006/main" xmlns:w14="http://schemas.microsoft.com/office/word/2010/wordml" xmlns:w15="http://schemas.microsoft.com/office/word/2012/wordml" xmlns:w16cex="http://schemas.microsoft.com/office/word/2018/wordml/cex" xmlns:w16cid="http://schemas.microsoft.com/office/word/2016/wordml/cid" xmlns:w16="http://schemas.microsoft.com/office/word/2018/wordml" xmlns:w16sdtdh="http://schemas.microsoft.com/office/word/2020/wordml/sdtdatahash" xmlns:w16se="http://schemas.microsoft.com/office/word/2015/wordml/symex" xmlns:wpg="http://schemas.microsoft.com/office/word/2010/wordprocessingGroup" xmlns:wpi="http://schemas.microsoft.com/office/word/2010/wordprocessingInk" xmlns:wne="http://schemas.microsoft.com/office/word/2006/wordml" xmlns:wps="http://schemas.microsoft.com/office/word/2010/wordprocessingShape" mc:Ignorable="w14 w15 w16se w16cid w16 w16cex w16sdtdh wp14">
+  <w:p>
+    <w:pPr>
+      <w:pStyle w:val="a6"/>
+      <w:ind w:firstLine="400"/>
+    </w:pPr>
+  </w:p>
+</w:hdr>
+</file>
+
+<file path=word/header3.xml><?xml version="1.0" encoding="utf-8"?>
+<w:hdr xmlns:wpc="http://schemas.microsoft.com/office/word/2010/wordprocessingCanvas" xmlns:cx="http://schemas.microsoft.com/office/drawing/2014/chartex" xmlns:cx1="http://schemas.microsoft.com/office/drawing/2015/9/8/chartex" xmlns:cx2="http://schemas.microsoft.com/office/drawing/2015/10/21/chartex" xmlns:cx3="http://schemas.microsoft.com/office/drawing/2016/5/9/chartex" xmlns:cx4="http://schemas.microsoft.com/office/drawing/2016/5/10/chartex" xmlns:cx5="http://schemas.microsoft.com/office/drawing/2016/5/11/chartex" xmlns:cx6="http://schemas.microsoft.com/office/drawing/2016/5/12/chartex" xmlns:cx7="http://schemas.microsoft.com/office/drawing/2016/5/13/chartex" xmlns:cx8="http://schemas.microsoft.com/office/drawing/2016/5/14/chartex" xmlns:mc="http://schemas.openxmlformats.org/markup-compatibility/2006" xmlns:aink="http://schemas.microsoft.com/office/drawing/2016/ink" xmlns:am3d="http://schemas.microsoft.com/office/drawing/2017/model3d" xmlns:o="urn:schemas-microsoft-com:office:office" xmlns:r="http://schemas.openxmlformats.org/officeDocument/2006/relationships" xmlns:m="http://schemas.openxmlformats.org/officeDocument/2006/math" xmlns:v="urn:schemas-microsoft-com:vml" xmlns:wp14="http://schemas.microsoft.com/office/word/2010/wordprocessingDrawing" xmlns:wp="http://schemas.openxmlformats.org/drawingml/2006/wordprocessingDrawing" xmlns:w10="urn:schemas-microsoft-com:office:word" xmlns:w="http://schemas.openxmlformats.org/wordprocessingml/2006/main" xmlns:w14="http://schemas.microsoft.com/office/word/2010/wordml" xmlns:w15="http://schemas.microsoft.com/office/word/2012/wordml" xmlns:w16cex="http://schemas.microsoft.com/office/word/2018/wordml/cex" xmlns:w16cid="http://schemas.microsoft.com/office/word/2016/wordml/cid" xmlns:w16="http://schemas.microsoft.com/office/word/2018/wordml" xmlns:w16sdtdh="http://schemas.microsoft.com/office/word/2020/wordml/sdtdatahash" xmlns:w16se="http://schemas.microsoft.com/office/word/2015/wordml/symex" xmlns:wpg="http://schemas.microsoft.com/office/word/2010/wordprocessingGroup" xmlns:wpi="http://schemas.microsoft.com/office/word/2010/wordprocessingInk" xmlns:wne="http://schemas.microsoft.com/office/word/2006/wordml" xmlns:wps="http://schemas.microsoft.com/office/word/2010/wordprocessingShape" mc:Ignorable="w14 w15 w16se w16cid w16 w16cex w16sdtdh wp14">
+  <w:p>
+    <w:pPr>
+      <w:pStyle w:val="a6"/>
+      <w:ind w:firstLine="400"/>
+    </w:pPr>
+  </w:p>
+</w:hdr>
 </file>
 
 <file path=word/styles.xml><?xml version="1.0" encoding="utf-8"?>
@@ -7321,6 +7441,66 @@
       </w:tblBorders>
     </w:tblPr>
   </w:style>
+  <w:style w:type="paragraph" w:styleId="a6">
+    <w:name w:val="header"/>
+    <w:basedOn w:val="a"/>
+    <w:link w:val="a7"/>
+    <w:uiPriority w:val="99"/>
+    <w:unhideWhenUsed/>
+    <w:rsid w:val="001B1081"/>
+    <w:pPr>
+      <w:tabs>
+        <w:tab w:val="center" w:pos="4153"/>
+        <w:tab w:val="right" w:pos="8306"/>
+      </w:tabs>
+      <w:snapToGrid w:val="0"/>
+    </w:pPr>
+    <w:rPr>
+      <w:sz w:val="20"/>
+      <w:szCs w:val="20"/>
+    </w:rPr>
+  </w:style>
+  <w:style w:type="character" w:customStyle="1" w:styleId="a7">
+    <w:name w:val="頁首 字元"/>
+    <w:basedOn w:val="a0"/>
+    <w:link w:val="a6"/>
+    <w:uiPriority w:val="99"/>
+    <w:rsid w:val="001B1081"/>
+    <w:rPr>
+      <w:sz w:val="20"/>
+      <w:szCs w:val="20"/>
+    </w:rPr>
+  </w:style>
+  <w:style w:type="paragraph" w:styleId="a8">
+    <w:name w:val="footer"/>
+    <w:basedOn w:val="a"/>
+    <w:link w:val="a9"/>
+    <w:uiPriority w:val="99"/>
+    <w:unhideWhenUsed/>
+    <w:rsid w:val="001B1081"/>
+    <w:pPr>
+      <w:tabs>
+        <w:tab w:val="center" w:pos="4153"/>
+        <w:tab w:val="right" w:pos="8306"/>
+      </w:tabs>
+      <w:snapToGrid w:val="0"/>
+    </w:pPr>
+    <w:rPr>
+      <w:sz w:val="20"/>
+      <w:szCs w:val="20"/>
+    </w:rPr>
+  </w:style>
+  <w:style w:type="character" w:customStyle="1" w:styleId="a9">
+    <w:name w:val="頁尾 字元"/>
+    <w:basedOn w:val="a0"/>
+    <w:link w:val="a8"/>
+    <w:uiPriority w:val="99"/>
+    <w:rsid w:val="001B1081"/>
+    <w:rPr>
+      <w:sz w:val="20"/>
+      <w:szCs w:val="20"/>
+    </w:rPr>
+  </w:style>
 </w:styles>
 </file>
 
